--- a/tests/golden/docx/GOLDEN_04_LAYOUT_PAGINATION.docx
+++ b/tests/golden/docx/GOLDEN_04_LAYOUT_PAGINATION.docx
@@ -68,37 +68,6 @@
         </m:f>
       </m:oMath>
     </w:p>
-    <w:tbl>
-      <w:tblPr>
-        <w:tblStyle w:val="NATable"/>
-        <w:tblW w:w="0" w:type="auto"/>
-      </w:tblPr>
-      <w:tr>
-        <w:trPr>
-          <w:cantSplit/>
-        </w:trPr>
-        <w:tc>
-          <w:tcPr>
-            <w:tcW w:w="0" w:type="auto"/>
-          </w:tcPr>
-          <w:p>
-            <w:r>
-              <w:t>Ghi nhớ</w:t>
-            </w:r>
-          </w:p>
-        </w:tc>
-        <w:tc>
-          <w:tcPr>
-            <w:tcW w:w="0" w:type="auto"/>
-          </w:tcPr>
-          <w:p>
-            <w:r>
-              <w:t xml:space="preserve">Học sinh trình bày lập luận rõ ràng, bảo toàn giả thiết và kiểm tra từng bước biến đổi. Học sinh trình bày lập luận rõ ràng, bảo toàn giả thiết và kiểm tra từng bước biến đổi. Học sinh trình bày lập luận rõ ràng, bảo toàn giả thiết và kiểm tra từng bước biến đổi. Học sinh trình bày lập luận rõ ràng, bảo toàn giả thiết và kiểm tra từng bước biến đổi. Học sinh trình bày lập luận rõ ràng, bảo toàn giả thiết và kiểm tra từng bước biến đổi. Học sinh trình bày lập luận rõ ràng, bảo toàn giả thiết và kiểm tra từng bước biến đổi. Học sinh trình bày lập luận rõ ràng, bảo toàn giả thiết và kiểm tra từng bước biến đổi. Học sinh trình bày lập luận rõ ràng, bảo toàn giả thiết và kiểm tra từng bước biến đổi. Học sinh trình bày lập luận rõ ràng, bảo toàn giả thiết và kiểm tra từng bước biến đổi. Học sinh trình bày lập luận rõ ràng, bảo toàn giả thiết và kiểm tra từng bước biến đổi. Học sinh trình bày lập luận rõ ràng, bảo toàn giả thiết và kiểm tra từng bước biến đổi. Học sinh trình bày lập luận rõ ràng, bảo toàn giả thiết và kiểm tra từng bước biến đổi. Học sinh trình bày lập luận rõ ràng, bảo toàn giả thiết và kiểm tra từng bước biến đổi. Học sinh trình bày lập luận rõ ràng, bảo toàn giả thiết và kiểm tra từng bước biến đổi. Học sinh trình bày lập luận rõ ràng, bảo toàn giả thiết và kiểm tra từng bước biến đổi. Học sinh trình bày lập luận rõ ràng, bảo toàn giả thiết và kiểm tra từng bước biến đổi. Học sinh trình bày lập luận rõ ràng, bảo toàn giả thiết và kiểm tra từng bước biến đổi. Học sinh trình bày lập luận rõ ràng, bảo toàn giả thiết và kiểm tra từng bước biến đổi. Học sinh trình bày lập luận rõ ràng, bảo toàn giả thiết và kiểm tra từng bước biến đổi. Học sinh trình bày lập luận rõ ràng, bảo toàn giả thiết và kiểm tra từng bước biến đổi. </w:t>
-            </w:r>
-          </w:p>
-        </w:tc>
-      </w:tr>
-    </w:tbl>
     <w:p>
       <w:pPr>
         <w:pStyle w:val="NABody"/>
@@ -109,8 +78,8 @@
       <w:r>
         <w:drawing>
           <wp:inline distT="0" distB="0" distL="0" distR="0">
-            <wp:extent cx="6264000" cy="3132000"/>
-            <wp:docPr id="1" name="large" title="large" descr=""/>
+            <wp:extent cx="4572000" cy="3048000"/>
+            <wp:docPr id="1" name="approved-geometry" title="Hình chóp" descr="Hình học đã xác minh | Profile: PYRAMID_ALTITUDE_VERTICAL_IF_PROVEN"/>
             <a:graphic xmlns:a="http://schemas.openxmlformats.org/drawingml/2006/main">
               <a:graphicData uri="http://schemas.openxmlformats.org/drawingml/2006/picture">
                 <pic:pic xmlns:pic="http://schemas.openxmlformats.org/drawingml/2006/picture">
@@ -128,7 +97,7 @@
                   <pic:spPr>
                     <a:xfrm>
                       <a:off x="0" y="0"/>
-                      <a:ext cx="6264000" cy="3132000"/>
+                      <a:ext cx="4572000" cy="3048000"/>
                     </a:xfrm>
                     <a:prstGeom prst="rect">
                       <a:avLst/>
@@ -139,16 +108,6 @@
             </a:graphic>
           </wp:inline>
         </w:drawing>
-      </w:r>
-    </w:p>
-    <w:p>
-      <w:pPr>
-        <w:pStyle w:val="NAFigureCaption"/>
-        <w:widowControl/>
-        <w:spacing w:after="120"/>
-      </w:pPr>
-      <w:r>
-        <w:t>Hình 1. Hình trong vùng an toàn</w:t>
       </w:r>
     </w:p>
     <w:sectPr>
